--- a/LR5/ООП_ЛБ5_Роголев.docx
+++ b/LR5/ООП_ЛБ5_Роголев.docx
@@ -2024,25 +2024,7 @@
                 <w:bCs w:val="0"/>
                 <w:noProof/>
               </w:rPr>
-              <w:t>ПРИЛОЖ</w:t>
-            </w:r>
-            <w:r>
-              <w:rPr>
-                <w:rStyle w:val="af0"/>
-                <w:b w:val="0"/>
-                <w:bCs w:val="0"/>
-                <w:noProof/>
-              </w:rPr>
-              <w:t>Е</w:t>
-            </w:r>
-            <w:r>
-              <w:rPr>
-                <w:rStyle w:val="af0"/>
-                <w:b w:val="0"/>
-                <w:bCs w:val="0"/>
-                <w:noProof/>
-              </w:rPr>
-              <w:t>НИЕ А</w:t>
+              <w:t>ПРИЛОЖЕНИЕ А</w:t>
             </w:r>
             <w:r>
               <w:rPr>
@@ -2606,10 +2588,10 @@
           <w:noProof/>
         </w:rPr>
         <w:drawing>
-          <wp:inline distT="0" distB="0" distL="0" distR="0" wp14:anchorId="37277B77" wp14:editId="24B77CCA">
-            <wp:extent cx="5940425" cy="6395720"/>
-            <wp:effectExtent l="0" t="0" r="3175" b="5080"/>
-            <wp:docPr id="28" name="Рисунок 28"/>
+          <wp:inline distT="0" distB="0" distL="0" distR="0" wp14:anchorId="5AA1C48B" wp14:editId="268C869F">
+            <wp:extent cx="5412571" cy="6667500"/>
+            <wp:effectExtent l="0" t="0" r="0" b="0"/>
+            <wp:docPr id="2" name="Рисунок 2"/>
             <wp:cNvGraphicFramePr>
               <a:graphicFrameLocks xmlns:a="http://schemas.openxmlformats.org/drawingml/2006/main" noChangeAspect="1"/>
             </wp:cNvGraphicFramePr>
@@ -2629,7 +2611,7 @@
                   <pic:spPr>
                     <a:xfrm>
                       <a:off x="0" y="0"/>
-                      <a:ext cx="5940425" cy="6395720"/>
+                      <a:ext cx="5414658" cy="6670071"/>
                     </a:xfrm>
                     <a:prstGeom prst="rect">
                       <a:avLst/>
@@ -3256,6 +3238,7 @@
               <w:t xml:space="preserve">+ </w:t>
             </w:r>
             <w:proofErr w:type="spellStart"/>
+            <w:proofErr w:type="gramStart"/>
             <w:r>
               <w:rPr>
                 <w:rFonts w:ascii="Times New Roman" w:hAnsi="Times New Roman"/>
@@ -3272,6 +3255,7 @@
               <w:t>(</w:t>
             </w:r>
             <w:proofErr w:type="spellStart"/>
+            <w:proofErr w:type="gramEnd"/>
             <w:r>
               <w:rPr>
                 <w:rFonts w:ascii="Times New Roman" w:hAnsi="Times New Roman"/>
@@ -3377,6 +3361,7 @@
               <w:t xml:space="preserve">+ </w:t>
             </w:r>
             <w:proofErr w:type="spellStart"/>
+            <w:proofErr w:type="gramStart"/>
             <w:r>
               <w:rPr>
                 <w:rFonts w:ascii="Times New Roman" w:hAnsi="Times New Roman"/>
@@ -3390,7 +3375,15 @@
                 <w:rFonts w:ascii="Times New Roman" w:hAnsi="Times New Roman"/>
                 <w:sz w:val="24"/>
               </w:rPr>
-              <w:t>()</w:t>
+              <w:t>(</w:t>
+            </w:r>
+            <w:proofErr w:type="gramEnd"/>
+            <w:r>
+              <w:rPr>
+                <w:rFonts w:ascii="Times New Roman" w:hAnsi="Times New Roman"/>
+                <w:sz w:val="24"/>
+              </w:rPr>
+              <w:t>)</w:t>
             </w:r>
           </w:p>
         </w:tc>
@@ -3465,6 +3458,7 @@
               <w:t xml:space="preserve">+ </w:t>
             </w:r>
             <w:proofErr w:type="spellStart"/>
+            <w:proofErr w:type="gramStart"/>
             <w:r>
               <w:rPr>
                 <w:rFonts w:ascii="Times New Roman" w:hAnsi="Times New Roman"/>
@@ -3478,7 +3472,15 @@
                 <w:rFonts w:ascii="Times New Roman" w:hAnsi="Times New Roman"/>
                 <w:sz w:val="24"/>
               </w:rPr>
-              <w:t>()</w:t>
+              <w:t>(</w:t>
+            </w:r>
+            <w:proofErr w:type="gramEnd"/>
+            <w:r>
+              <w:rPr>
+                <w:rFonts w:ascii="Times New Roman" w:hAnsi="Times New Roman"/>
+                <w:sz w:val="24"/>
+              </w:rPr>
+              <w:t>)</w:t>
             </w:r>
           </w:p>
         </w:tc>
@@ -3553,6 +3555,7 @@
               <w:t xml:space="preserve">+ </w:t>
             </w:r>
             <w:proofErr w:type="spellStart"/>
+            <w:proofErr w:type="gramStart"/>
             <w:r>
               <w:rPr>
                 <w:rFonts w:ascii="Times New Roman" w:hAnsi="Times New Roman"/>
@@ -3566,7 +3569,15 @@
                 <w:rFonts w:ascii="Times New Roman" w:hAnsi="Times New Roman"/>
                 <w:sz w:val="24"/>
               </w:rPr>
-              <w:t>()</w:t>
+              <w:t>(</w:t>
+            </w:r>
+            <w:proofErr w:type="gramEnd"/>
+            <w:r>
+              <w:rPr>
+                <w:rFonts w:ascii="Times New Roman" w:hAnsi="Times New Roman"/>
+                <w:sz w:val="24"/>
+              </w:rPr>
+              <w:t>)</w:t>
             </w:r>
           </w:p>
         </w:tc>
@@ -3641,6 +3652,7 @@
               <w:t xml:space="preserve">+ </w:t>
             </w:r>
             <w:proofErr w:type="spellStart"/>
+            <w:proofErr w:type="gramStart"/>
             <w:r>
               <w:rPr>
                 <w:rFonts w:ascii="Times New Roman" w:hAnsi="Times New Roman"/>
@@ -3654,7 +3666,15 @@
                 <w:rFonts w:ascii="Times New Roman" w:hAnsi="Times New Roman"/>
                 <w:sz w:val="24"/>
               </w:rPr>
-              <w:t>()</w:t>
+              <w:t>(</w:t>
+            </w:r>
+            <w:proofErr w:type="gramEnd"/>
+            <w:r>
+              <w:rPr>
+                <w:rFonts w:ascii="Times New Roman" w:hAnsi="Times New Roman"/>
+                <w:sz w:val="24"/>
+              </w:rPr>
+              <w:t>)</w:t>
             </w:r>
           </w:p>
         </w:tc>
@@ -4423,6 +4443,7 @@
               <w:t xml:space="preserve">+ </w:t>
             </w:r>
             <w:proofErr w:type="spellStart"/>
+            <w:proofErr w:type="gramStart"/>
             <w:r>
               <w:rPr>
                 <w:rFonts w:ascii="Times New Roman" w:hAnsi="Times New Roman"/>
@@ -4436,7 +4457,15 @@
                 <w:rFonts w:ascii="Times New Roman" w:hAnsi="Times New Roman"/>
                 <w:sz w:val="24"/>
               </w:rPr>
-              <w:t>()</w:t>
+              <w:t>(</w:t>
+            </w:r>
+            <w:proofErr w:type="gramEnd"/>
+            <w:r>
+              <w:rPr>
+                <w:rFonts w:ascii="Times New Roman" w:hAnsi="Times New Roman"/>
+                <w:sz w:val="24"/>
+              </w:rPr>
+              <w:t>)</w:t>
             </w:r>
           </w:p>
         </w:tc>
@@ -4512,6 +4541,7 @@
               <w:t xml:space="preserve">+ </w:t>
             </w:r>
             <w:proofErr w:type="spellStart"/>
+            <w:proofErr w:type="gramStart"/>
             <w:r>
               <w:rPr>
                 <w:rFonts w:ascii="Times New Roman" w:hAnsi="Times New Roman"/>
@@ -4525,7 +4555,15 @@
                 <w:rFonts w:ascii="Times New Roman" w:hAnsi="Times New Roman"/>
                 <w:sz w:val="24"/>
               </w:rPr>
-              <w:t>()</w:t>
+              <w:t>(</w:t>
+            </w:r>
+            <w:proofErr w:type="gramEnd"/>
+            <w:r>
+              <w:rPr>
+                <w:rFonts w:ascii="Times New Roman" w:hAnsi="Times New Roman"/>
+                <w:sz w:val="24"/>
+              </w:rPr>
+              <w:t>)</w:t>
             </w:r>
           </w:p>
         </w:tc>
@@ -4601,6 +4639,7 @@
               <w:t xml:space="preserve">+ </w:t>
             </w:r>
             <w:proofErr w:type="spellStart"/>
+            <w:proofErr w:type="gramStart"/>
             <w:r>
               <w:rPr>
                 <w:rFonts w:ascii="Times New Roman" w:hAnsi="Times New Roman"/>
@@ -4614,7 +4653,15 @@
                 <w:rFonts w:ascii="Times New Roman" w:hAnsi="Times New Roman"/>
                 <w:sz w:val="24"/>
               </w:rPr>
-              <w:t>()</w:t>
+              <w:t>(</w:t>
+            </w:r>
+            <w:proofErr w:type="gramEnd"/>
+            <w:r>
+              <w:rPr>
+                <w:rFonts w:ascii="Times New Roman" w:hAnsi="Times New Roman"/>
+                <w:sz w:val="24"/>
+              </w:rPr>
+              <w:t>)</w:t>
             </w:r>
           </w:p>
         </w:tc>
@@ -4690,6 +4737,7 @@
               <w:t xml:space="preserve">+ </w:t>
             </w:r>
             <w:proofErr w:type="spellStart"/>
+            <w:proofErr w:type="gramStart"/>
             <w:r>
               <w:rPr>
                 <w:rFonts w:ascii="Times New Roman" w:hAnsi="Times New Roman"/>
@@ -4703,7 +4751,15 @@
                 <w:rFonts w:ascii="Times New Roman" w:hAnsi="Times New Roman"/>
                 <w:sz w:val="24"/>
               </w:rPr>
-              <w:t>()</w:t>
+              <w:t>(</w:t>
+            </w:r>
+            <w:proofErr w:type="gramEnd"/>
+            <w:r>
+              <w:rPr>
+                <w:rFonts w:ascii="Times New Roman" w:hAnsi="Times New Roman"/>
+                <w:sz w:val="24"/>
+              </w:rPr>
+              <w:t>)</w:t>
             </w:r>
           </w:p>
         </w:tc>
@@ -5479,6 +5535,7 @@
               <w:t xml:space="preserve">+ </w:t>
             </w:r>
             <w:proofErr w:type="spellStart"/>
+            <w:proofErr w:type="gramStart"/>
             <w:r>
               <w:rPr>
                 <w:rFonts w:ascii="Times New Roman" w:hAnsi="Times New Roman"/>
@@ -5492,7 +5549,15 @@
                 <w:rFonts w:ascii="Times New Roman" w:hAnsi="Times New Roman"/>
                 <w:sz w:val="24"/>
               </w:rPr>
-              <w:t>()</w:t>
+              <w:t>(</w:t>
+            </w:r>
+            <w:proofErr w:type="gramEnd"/>
+            <w:r>
+              <w:rPr>
+                <w:rFonts w:ascii="Times New Roman" w:hAnsi="Times New Roman"/>
+                <w:sz w:val="24"/>
+              </w:rPr>
+              <w:t>)</w:t>
             </w:r>
           </w:p>
         </w:tc>
@@ -5568,6 +5633,7 @@
               <w:t xml:space="preserve">+ </w:t>
             </w:r>
             <w:proofErr w:type="spellStart"/>
+            <w:proofErr w:type="gramStart"/>
             <w:r>
               <w:rPr>
                 <w:rFonts w:ascii="Times New Roman" w:hAnsi="Times New Roman"/>
@@ -5581,7 +5647,15 @@
                 <w:rFonts w:ascii="Times New Roman" w:hAnsi="Times New Roman"/>
                 <w:sz w:val="24"/>
               </w:rPr>
-              <w:t>()</w:t>
+              <w:t>(</w:t>
+            </w:r>
+            <w:proofErr w:type="gramEnd"/>
+            <w:r>
+              <w:rPr>
+                <w:rFonts w:ascii="Times New Roman" w:hAnsi="Times New Roman"/>
+                <w:sz w:val="24"/>
+              </w:rPr>
+              <w:t>)</w:t>
             </w:r>
           </w:p>
         </w:tc>
@@ -5657,6 +5731,7 @@
               <w:t xml:space="preserve">+ </w:t>
             </w:r>
             <w:proofErr w:type="spellStart"/>
+            <w:proofErr w:type="gramStart"/>
             <w:r>
               <w:rPr>
                 <w:rFonts w:ascii="Times New Roman" w:hAnsi="Times New Roman"/>
@@ -5670,7 +5745,15 @@
                 <w:rFonts w:ascii="Times New Roman" w:hAnsi="Times New Roman"/>
                 <w:sz w:val="24"/>
               </w:rPr>
-              <w:t>()</w:t>
+              <w:t>(</w:t>
+            </w:r>
+            <w:proofErr w:type="gramEnd"/>
+            <w:r>
+              <w:rPr>
+                <w:rFonts w:ascii="Times New Roman" w:hAnsi="Times New Roman"/>
+                <w:sz w:val="24"/>
+              </w:rPr>
+              <w:t>)</w:t>
             </w:r>
           </w:p>
         </w:tc>
@@ -5746,6 +5829,7 @@
               <w:t xml:space="preserve">+ </w:t>
             </w:r>
             <w:proofErr w:type="spellStart"/>
+            <w:proofErr w:type="gramStart"/>
             <w:r>
               <w:rPr>
                 <w:rFonts w:ascii="Times New Roman" w:hAnsi="Times New Roman"/>
@@ -5759,7 +5843,15 @@
                 <w:rFonts w:ascii="Times New Roman" w:hAnsi="Times New Roman"/>
                 <w:sz w:val="24"/>
               </w:rPr>
-              <w:t>()</w:t>
+              <w:t>(</w:t>
+            </w:r>
+            <w:proofErr w:type="gramEnd"/>
+            <w:r>
+              <w:rPr>
+                <w:rFonts w:ascii="Times New Roman" w:hAnsi="Times New Roman"/>
+                <w:sz w:val="24"/>
+              </w:rPr>
+              <w:t>)</w:t>
             </w:r>
           </w:p>
         </w:tc>
@@ -6676,6 +6768,7 @@
               <w:t xml:space="preserve">+ </w:t>
             </w:r>
             <w:proofErr w:type="spellStart"/>
+            <w:proofErr w:type="gramStart"/>
             <w:r>
               <w:rPr>
                 <w:rFonts w:ascii="Times New Roman" w:hAnsi="Times New Roman"/>
@@ -6689,7 +6782,15 @@
                 <w:rFonts w:ascii="Times New Roman" w:hAnsi="Times New Roman"/>
                 <w:sz w:val="24"/>
               </w:rPr>
-              <w:t>()</w:t>
+              <w:t>(</w:t>
+            </w:r>
+            <w:proofErr w:type="gramEnd"/>
+            <w:r>
+              <w:rPr>
+                <w:rFonts w:ascii="Times New Roman" w:hAnsi="Times New Roman"/>
+                <w:sz w:val="24"/>
+              </w:rPr>
+              <w:t>)</w:t>
             </w:r>
           </w:p>
         </w:tc>
@@ -6765,6 +6866,7 @@
               <w:t xml:space="preserve">+ </w:t>
             </w:r>
             <w:proofErr w:type="spellStart"/>
+            <w:proofErr w:type="gramStart"/>
             <w:r>
               <w:rPr>
                 <w:rFonts w:ascii="Times New Roman" w:hAnsi="Times New Roman"/>
@@ -6778,7 +6880,15 @@
                 <w:rFonts w:ascii="Times New Roman" w:hAnsi="Times New Roman"/>
                 <w:sz w:val="24"/>
               </w:rPr>
-              <w:t>()</w:t>
+              <w:t>(</w:t>
+            </w:r>
+            <w:proofErr w:type="gramEnd"/>
+            <w:r>
+              <w:rPr>
+                <w:rFonts w:ascii="Times New Roman" w:hAnsi="Times New Roman"/>
+                <w:sz w:val="24"/>
+              </w:rPr>
+              <w:t>)</w:t>
             </w:r>
           </w:p>
         </w:tc>
@@ -6854,6 +6964,7 @@
               <w:t xml:space="preserve">+ </w:t>
             </w:r>
             <w:proofErr w:type="spellStart"/>
+            <w:proofErr w:type="gramStart"/>
             <w:r>
               <w:rPr>
                 <w:rFonts w:ascii="Times New Roman" w:hAnsi="Times New Roman"/>
@@ -6867,7 +6978,15 @@
                 <w:rFonts w:ascii="Times New Roman" w:hAnsi="Times New Roman"/>
                 <w:sz w:val="24"/>
               </w:rPr>
-              <w:t>()</w:t>
+              <w:t>(</w:t>
+            </w:r>
+            <w:proofErr w:type="gramEnd"/>
+            <w:r>
+              <w:rPr>
+                <w:rFonts w:ascii="Times New Roman" w:hAnsi="Times New Roman"/>
+                <w:sz w:val="24"/>
+              </w:rPr>
+              <w:t>)</w:t>
             </w:r>
           </w:p>
         </w:tc>
@@ -6943,6 +7062,7 @@
               <w:t xml:space="preserve">+ </w:t>
             </w:r>
             <w:proofErr w:type="spellStart"/>
+            <w:proofErr w:type="gramStart"/>
             <w:r>
               <w:rPr>
                 <w:rFonts w:ascii="Times New Roman" w:hAnsi="Times New Roman"/>
@@ -6956,7 +7076,15 @@
                 <w:rFonts w:ascii="Times New Roman" w:hAnsi="Times New Roman"/>
                 <w:sz w:val="24"/>
               </w:rPr>
-              <w:t>()</w:t>
+              <w:t>(</w:t>
+            </w:r>
+            <w:proofErr w:type="gramEnd"/>
+            <w:r>
+              <w:rPr>
+                <w:rFonts w:ascii="Times New Roman" w:hAnsi="Times New Roman"/>
+                <w:sz w:val="24"/>
+              </w:rPr>
+              <w:t>)</w:t>
             </w:r>
           </w:p>
         </w:tc>
@@ -7453,6 +7581,7 @@
               <w:t xml:space="preserve">+ </w:t>
             </w:r>
             <w:proofErr w:type="spellStart"/>
+            <w:proofErr w:type="gramStart"/>
             <w:r>
               <w:rPr>
                 <w:rFonts w:ascii="Times New Roman" w:hAnsi="Times New Roman"/>
@@ -7466,7 +7595,15 @@
                 <w:rFonts w:ascii="Times New Roman" w:hAnsi="Times New Roman"/>
                 <w:sz w:val="24"/>
               </w:rPr>
-              <w:t>()</w:t>
+              <w:t>(</w:t>
+            </w:r>
+            <w:proofErr w:type="gramEnd"/>
+            <w:r>
+              <w:rPr>
+                <w:rFonts w:ascii="Times New Roman" w:hAnsi="Times New Roman"/>
+                <w:sz w:val="24"/>
+              </w:rPr>
+              <w:t>)</w:t>
             </w:r>
           </w:p>
         </w:tc>
@@ -7542,6 +7679,7 @@
               <w:t xml:space="preserve">+ </w:t>
             </w:r>
             <w:proofErr w:type="spellStart"/>
+            <w:proofErr w:type="gramStart"/>
             <w:r>
               <w:rPr>
                 <w:rFonts w:ascii="Times New Roman" w:hAnsi="Times New Roman"/>
@@ -7555,7 +7693,15 @@
                 <w:rFonts w:ascii="Times New Roman" w:hAnsi="Times New Roman"/>
                 <w:sz w:val="24"/>
               </w:rPr>
-              <w:t>()</w:t>
+              <w:t>(</w:t>
+            </w:r>
+            <w:proofErr w:type="gramEnd"/>
+            <w:r>
+              <w:rPr>
+                <w:rFonts w:ascii="Times New Roman" w:hAnsi="Times New Roman"/>
+                <w:sz w:val="24"/>
+              </w:rPr>
+              <w:t>)</w:t>
             </w:r>
           </w:p>
         </w:tc>
@@ -7631,6 +7777,7 @@
               <w:t xml:space="preserve">+ </w:t>
             </w:r>
             <w:proofErr w:type="spellStart"/>
+            <w:proofErr w:type="gramStart"/>
             <w:r>
               <w:rPr>
                 <w:rFonts w:ascii="Times New Roman" w:hAnsi="Times New Roman"/>
@@ -7644,7 +7791,15 @@
                 <w:rFonts w:ascii="Times New Roman" w:hAnsi="Times New Roman"/>
                 <w:sz w:val="24"/>
               </w:rPr>
-              <w:t>()</w:t>
+              <w:t>(</w:t>
+            </w:r>
+            <w:proofErr w:type="gramEnd"/>
+            <w:r>
+              <w:rPr>
+                <w:rFonts w:ascii="Times New Roman" w:hAnsi="Times New Roman"/>
+                <w:sz w:val="24"/>
+              </w:rPr>
+              <w:t>)</w:t>
             </w:r>
           </w:p>
         </w:tc>
@@ -7720,6 +7875,7 @@
               <w:t xml:space="preserve">+ </w:t>
             </w:r>
             <w:proofErr w:type="spellStart"/>
+            <w:proofErr w:type="gramStart"/>
             <w:r>
               <w:rPr>
                 <w:rFonts w:ascii="Times New Roman" w:hAnsi="Times New Roman"/>
@@ -7733,7 +7889,15 @@
                 <w:rFonts w:ascii="Times New Roman" w:hAnsi="Times New Roman"/>
                 <w:sz w:val="24"/>
               </w:rPr>
-              <w:t>()</w:t>
+              <w:t>(</w:t>
+            </w:r>
+            <w:proofErr w:type="gramEnd"/>
+            <w:r>
+              <w:rPr>
+                <w:rFonts w:ascii="Times New Roman" w:hAnsi="Times New Roman"/>
+                <w:sz w:val="24"/>
+              </w:rPr>
+              <w:t>)</w:t>
             </w:r>
           </w:p>
         </w:tc>
@@ -7848,6 +8012,9 @@
         <w:pStyle w:val="a6"/>
       </w:pPr>
       <w:r>
+        <w:rPr>
+          <w:noProof/>
+        </w:rPr>
         <w:drawing>
           <wp:inline distT="0" distB="0" distL="0" distR="0" wp14:anchorId="17DC49E5" wp14:editId="34007AD6">
             <wp:extent cx="5940425" cy="2086610"/>
@@ -8309,6 +8476,9 @@
         </mc:AlternateContent>
       </w:r>
       <w:r>
+        <w:rPr>
+          <w:noProof/>
+        </w:rPr>
         <w:drawing>
           <wp:inline distT="0" distB="0" distL="0" distR="0" wp14:anchorId="1B7F7FE0" wp14:editId="09A5304B">
             <wp:extent cx="1776762" cy="1720850"/>
@@ -8349,6 +8519,9 @@
         <w:t xml:space="preserve">      </w:t>
       </w:r>
       <w:r>
+        <w:rPr>
+          <w:noProof/>
+        </w:rPr>
         <w:drawing>
           <wp:inline distT="0" distB="0" distL="0" distR="0" wp14:anchorId="3CC35F2D" wp14:editId="213A51BD">
             <wp:extent cx="3036518" cy="2295525"/>
@@ -8732,6 +8905,9 @@
         </mc:AlternateContent>
       </w:r>
       <w:r>
+        <w:rPr>
+          <w:noProof/>
+        </w:rPr>
         <w:drawing>
           <wp:inline distT="0" distB="0" distL="0" distR="0" wp14:anchorId="3153D985" wp14:editId="6FE34D1A">
             <wp:extent cx="1757093" cy="1701800"/>
@@ -8772,6 +8948,9 @@
         <w:t xml:space="preserve">      </w:t>
       </w:r>
       <w:r>
+        <w:rPr>
+          <w:noProof/>
+        </w:rPr>
         <w:drawing>
           <wp:inline distT="0" distB="0" distL="0" distR="0" wp14:anchorId="6A3D5620" wp14:editId="7E11CE29">
             <wp:extent cx="2622550" cy="1982576"/>
@@ -9139,6 +9318,9 @@
         </mc:AlternateContent>
       </w:r>
       <w:r>
+        <w:rPr>
+          <w:noProof/>
+        </w:rPr>
         <w:drawing>
           <wp:inline distT="0" distB="0" distL="0" distR="0" wp14:anchorId="08780D1D" wp14:editId="524E3562">
             <wp:extent cx="1724312" cy="1670050"/>
@@ -9179,6 +9361,9 @@
         <w:t xml:space="preserve">      </w:t>
       </w:r>
       <w:r>
+        <w:rPr>
+          <w:noProof/>
+        </w:rPr>
         <w:drawing>
           <wp:inline distT="0" distB="0" distL="0" distR="0" wp14:anchorId="6BC22261" wp14:editId="1D62D65B">
             <wp:extent cx="3323590" cy="2512543"/>
@@ -9252,6 +9437,9 @@
         <w:pStyle w:val="a3"/>
       </w:pPr>
       <w:r>
+        <w:rPr>
+          <w:noProof/>
+        </w:rPr>
         <w:drawing>
           <wp:anchor distT="0" distB="0" distL="114300" distR="114300" simplePos="0" relativeHeight="251679744" behindDoc="0" locked="0" layoutInCell="1" allowOverlap="1" wp14:anchorId="7210963E" wp14:editId="789E22B9">
             <wp:simplePos x="0" y="0"/>
@@ -9464,6 +9652,9 @@
         </mc:AlternateContent>
       </w:r>
       <w:r>
+        <w:rPr>
+          <w:noProof/>
+        </w:rPr>
         <w:drawing>
           <wp:inline distT="0" distB="0" distL="0" distR="0" wp14:anchorId="1ACDC98E" wp14:editId="2185A9DA">
             <wp:extent cx="2724530" cy="2638793"/>
@@ -9509,10 +9700,7 @@
         <w:t xml:space="preserve">Рисунок 7 – Предупреждение при </w:t>
       </w:r>
       <w:r>
-        <w:t>пустом</w:t>
-      </w:r>
-      <w:r>
-        <w:t xml:space="preserve"> поле</w:t>
+        <w:t>некорректно заполненном поле</w:t>
       </w:r>
     </w:p>
     <w:p>
@@ -9639,6 +9827,9 @@
         </mc:AlternateContent>
       </w:r>
       <w:r>
+        <w:rPr>
+          <w:noProof/>
+        </w:rPr>
         <w:drawing>
           <wp:inline distT="0" distB="0" distL="0" distR="0" wp14:anchorId="24DBC59D" wp14:editId="7571160E">
             <wp:extent cx="3790950" cy="2865855"/>
@@ -9689,6 +9880,9 @@
         <w:pStyle w:val="a6"/>
       </w:pPr>
       <w:r>
+        <w:rPr>
+          <w:noProof/>
+        </w:rPr>
         <w:drawing>
           <wp:inline distT="0" distB="0" distL="0" distR="0" wp14:anchorId="69018572" wp14:editId="736ECC91">
             <wp:extent cx="2524477" cy="1448002"/>
@@ -9819,6 +10013,9 @@
         </mc:AlternateContent>
       </w:r>
       <w:r>
+        <w:rPr>
+          <w:noProof/>
+        </w:rPr>
         <w:drawing>
           <wp:inline distT="0" distB="0" distL="0" distR="0" wp14:anchorId="2A674D1A" wp14:editId="1D64E6DF">
             <wp:extent cx="3779898" cy="2857500"/>
@@ -10039,6 +10236,9 @@
         </mc:AlternateContent>
       </w:r>
       <w:r>
+        <w:rPr>
+          <w:noProof/>
+        </w:rPr>
         <w:drawing>
           <wp:anchor distT="0" distB="0" distL="114300" distR="114300" simplePos="0" relativeHeight="251683840" behindDoc="0" locked="0" layoutInCell="1" allowOverlap="1" wp14:anchorId="4D9977F3" wp14:editId="721B32BC">
             <wp:simplePos x="0" y="0"/>
@@ -10096,6 +10296,9 @@
         </w:drawing>
       </w:r>
       <w:r>
+        <w:rPr>
+          <w:noProof/>
+        </w:rPr>
         <w:drawing>
           <wp:inline distT="0" distB="0" distL="0" distR="0" wp14:anchorId="6EE5CBCC" wp14:editId="187646B1">
             <wp:extent cx="3233913" cy="2444750"/>
@@ -10190,21 +10393,7 @@
           <w:rFonts w:ascii="Times New Roman" w:hAnsi="Times New Roman"/>
           <w:sz w:val="28"/>
         </w:rPr>
-        <w:t>Для поиска элементов в списке необходимо нажать кнопку «</w:t>
-      </w:r>
-      <w:r>
-        <w:rPr>
-          <w:rFonts w:ascii="Times New Roman" w:hAnsi="Times New Roman"/>
-          <w:sz w:val="28"/>
-        </w:rPr>
-        <w:t>Поиск</w:t>
-      </w:r>
-      <w:r>
-        <w:rPr>
-          <w:rFonts w:ascii="Times New Roman" w:hAnsi="Times New Roman"/>
-          <w:sz w:val="28"/>
-        </w:rPr>
-        <w:t>» на главной форме. Откроется форма поиска «</w:t>
+        <w:t>Для поиска элементов в списке необходимо нажать кнопку «Поиск» на главной форме. Откроется форма поиска «</w:t>
       </w:r>
       <w:proofErr w:type="spellStart"/>
       <w:r>
@@ -10220,35 +10409,7 @@
           <w:rFonts w:ascii="Times New Roman" w:hAnsi="Times New Roman"/>
           <w:sz w:val="28"/>
         </w:rPr>
-        <w:t>». Далее необходимо ввести текст в поле поиска и нажать кнопку «</w:t>
-      </w:r>
-      <w:r>
-        <w:rPr>
-          <w:rFonts w:ascii="Times New Roman" w:hAnsi="Times New Roman"/>
-          <w:sz w:val="28"/>
-        </w:rPr>
-        <w:t>Найти</w:t>
-      </w:r>
-      <w:r>
-        <w:rPr>
-          <w:rFonts w:ascii="Times New Roman" w:hAnsi="Times New Roman"/>
-          <w:sz w:val="28"/>
-        </w:rPr>
-        <w:t>»</w:t>
-      </w:r>
-      <w:r>
-        <w:rPr>
-          <w:rFonts w:ascii="Times New Roman" w:hAnsi="Times New Roman"/>
-          <w:sz w:val="28"/>
-        </w:rPr>
-        <w:t xml:space="preserve"> (Рисунок 12)</w:t>
-      </w:r>
-      <w:r>
-        <w:rPr>
-          <w:rFonts w:ascii="Times New Roman" w:hAnsi="Times New Roman"/>
-          <w:sz w:val="28"/>
-        </w:rPr>
-        <w:t>.</w:t>
+        <w:t>». Далее необходимо ввести текст в поле поиска и нажать кнопку «Найти» (Рисунок 12).</w:t>
       </w:r>
     </w:p>
     <w:p>
@@ -10538,6 +10699,7 @@
         <w:rPr>
           <w:b/>
           <w:bCs/>
+          <w:noProof/>
         </w:rPr>
         <w:lastRenderedPageBreak/>
         <w:drawing>
@@ -10588,21 +10750,7 @@
           <w:rFonts w:ascii="Times New Roman" w:hAnsi="Times New Roman"/>
           <w:sz w:val="28"/>
         </w:rPr>
-        <w:t>На рисунке 1</w:t>
-      </w:r>
-      <w:r>
-        <w:rPr>
-          <w:rFonts w:ascii="Times New Roman" w:hAnsi="Times New Roman"/>
-          <w:sz w:val="28"/>
-        </w:rPr>
-        <w:t>3</w:t>
-      </w:r>
-      <w:r>
-        <w:rPr>
-          <w:rFonts w:ascii="Times New Roman" w:hAnsi="Times New Roman"/>
-          <w:sz w:val="28"/>
-        </w:rPr>
-        <w:t xml:space="preserve"> приведён пример поиска по типу фигуры «Круг».</w:t>
+        <w:t>На рисунке 13 приведён пример поиска по типу фигуры «Круг».</w:t>
       </w:r>
       <w:r>
         <w:rPr>
@@ -10635,6 +10783,9 @@
         <w:pStyle w:val="a3"/>
       </w:pPr>
       <w:r>
+        <w:rPr>
+          <w:noProof/>
+        </w:rPr>
         <w:drawing>
           <wp:anchor distT="0" distB="0" distL="114300" distR="114300" simplePos="0" relativeHeight="251693056" behindDoc="0" locked="0" layoutInCell="1" allowOverlap="1" wp14:anchorId="15FDE12B" wp14:editId="60233DD0">
             <wp:simplePos x="0" y="0"/>
@@ -10882,6 +11033,9 @@
         </mc:AlternateContent>
       </w:r>
       <w:r>
+        <w:rPr>
+          <w:noProof/>
+        </w:rPr>
         <w:drawing>
           <wp:inline distT="0" distB="0" distL="0" distR="0" wp14:anchorId="53B35B0D" wp14:editId="47792957">
             <wp:extent cx="3651250" cy="2760245"/>
@@ -10958,6 +11112,9 @@
         <w:pStyle w:val="a6"/>
       </w:pPr>
       <w:r>
+        <w:rPr>
+          <w:noProof/>
+        </w:rPr>
         <w:lastRenderedPageBreak/>
         <w:drawing>
           <wp:inline distT="0" distB="0" distL="0" distR="0" wp14:anchorId="2E9E61C2" wp14:editId="50F58B45">
@@ -11041,6 +11198,9 @@
         <w:pStyle w:val="a6"/>
       </w:pPr>
       <w:r>
+        <w:rPr>
+          <w:noProof/>
+        </w:rPr>
         <w:drawing>
           <wp:anchor distT="0" distB="0" distL="114300" distR="114300" simplePos="0" relativeHeight="251697152" behindDoc="0" locked="0" layoutInCell="1" allowOverlap="1" wp14:anchorId="4D5399AE" wp14:editId="395CF7A6">
             <wp:simplePos x="0" y="0"/>
@@ -11098,6 +11258,9 @@
         </w:drawing>
       </w:r>
       <w:r>
+        <w:rPr>
+          <w:noProof/>
+        </w:rPr>
         <w:drawing>
           <wp:inline distT="0" distB="0" distL="0" distR="0" wp14:anchorId="58B5875D" wp14:editId="0E47D4C7">
             <wp:extent cx="4445000" cy="3360299"/>
@@ -11211,6 +11374,9 @@
         <w:t xml:space="preserve">). </w:t>
       </w:r>
       <w:r>
+        <w:rPr>
+          <w:noProof/>
+        </w:rPr>
         <w:drawing>
           <wp:anchor distT="0" distB="0" distL="114300" distR="114300" simplePos="0" relativeHeight="251698176" behindDoc="0" locked="0" layoutInCell="1" allowOverlap="1" wp14:anchorId="6DB3D0FE" wp14:editId="57C7C562">
             <wp:simplePos x="0" y="0"/>
@@ -11357,6 +11523,9 @@
         </mc:AlternateContent>
       </w:r>
       <w:r>
+        <w:rPr>
+          <w:noProof/>
+        </w:rPr>
         <w:drawing>
           <wp:inline distT="0" distB="0" distL="0" distR="0" wp14:anchorId="3708121B" wp14:editId="7F2C4E09">
             <wp:extent cx="3049118" cy="2305050"/>
@@ -11419,6 +11588,9 @@
         <w:pStyle w:val="a6"/>
       </w:pPr>
       <w:r>
+        <w:rPr>
+          <w:noProof/>
+        </w:rPr>
         <w:drawing>
           <wp:inline distT="0" distB="0" distL="0" distR="0" wp14:anchorId="18DCE9DC" wp14:editId="11B15FF0">
             <wp:extent cx="3860800" cy="2918659"/>
@@ -11527,6 +11699,9 @@
         <w:pStyle w:val="a6"/>
       </w:pPr>
       <w:r>
+        <w:rPr>
+          <w:noProof/>
+        </w:rPr>
         <w:lastRenderedPageBreak/>
         <w:drawing>
           <wp:inline distT="0" distB="0" distL="0" distR="0" wp14:anchorId="2090408D" wp14:editId="59092E53">
@@ -11621,7 +11796,15 @@
         <w:pStyle w:val="a3"/>
       </w:pPr>
       <w:r>
-        <w:t xml:space="preserve">1 Новые технологии в программировании : учебное пособие / А. А. </w:t>
+        <w:t xml:space="preserve">1 Новые технологии в </w:t>
+      </w:r>
+      <w:proofErr w:type="gramStart"/>
+      <w:r>
+        <w:t>программировании :</w:t>
+      </w:r>
+      <w:proofErr w:type="gramEnd"/>
+      <w:r>
+        <w:t xml:space="preserve"> учебное пособие / А. А. </w:t>
       </w:r>
       <w:proofErr w:type="spellStart"/>
       <w:r>
@@ -12569,7 +12752,7 @@
     </w:p>
     <w:p>
       <w:pPr>
-        <w:spacing w:line="360" w:lineRule="auto"/>
+        <w:spacing w:after="0" w:line="360" w:lineRule="auto"/>
         <w:ind w:firstLine="709"/>
         <w:jc w:val="both"/>
       </w:pPr>
@@ -12583,7 +12766,7 @@
     </w:p>
     <w:p>
       <w:pPr>
-        <w:spacing w:line="360" w:lineRule="auto"/>
+        <w:spacing w:after="0" w:line="360" w:lineRule="auto"/>
         <w:ind w:firstLine="709"/>
         <w:jc w:val="both"/>
       </w:pPr>
@@ -12620,7 +12803,7 @@
     </w:p>
     <w:p>
       <w:pPr>
-        <w:spacing w:line="360" w:lineRule="auto"/>
+        <w:spacing w:after="0" w:line="360" w:lineRule="auto"/>
         <w:ind w:firstLine="709"/>
         <w:jc w:val="both"/>
       </w:pPr>
@@ -12634,7 +12817,7 @@
     </w:p>
     <w:p>
       <w:pPr>
-        <w:spacing w:line="360" w:lineRule="auto"/>
+        <w:spacing w:after="0" w:line="360" w:lineRule="auto"/>
         <w:ind w:firstLine="709"/>
         <w:jc w:val="both"/>
       </w:pPr>
@@ -13197,6 +13380,7 @@
         <w:t>&lt;</w:t>
       </w:r>
       <w:proofErr w:type="spellStart"/>
+      <w:proofErr w:type="gramStart"/>
       <w:r>
         <w:rPr>
           <w:rFonts w:ascii="Times New Roman" w:hAnsi="Times New Roman" w:cs="Times New Roman"/>
@@ -13210,167 +13394,39 @@
           <w:rFonts w:ascii="Times New Roman" w:hAnsi="Times New Roman" w:cs="Times New Roman"/>
           <w:b/>
         </w:rPr>
-        <w:t>&gt;  &lt;!-- Корневой элемент --&gt;</w:t>
-      </w:r>
-    </w:p>
-    <w:p>
-      <w:pPr>
-        <w:ind w:left="709"/>
-        <w:rPr>
-          <w:rFonts w:ascii="Times New Roman" w:hAnsi="Times New Roman" w:cs="Times New Roman"/>
-        </w:rPr>
-      </w:pPr>
+        <w:t>&gt;  &lt;</w:t>
+      </w:r>
+      <w:proofErr w:type="gramEnd"/>
       <w:r>
         <w:rPr>
           <w:rFonts w:ascii="Times New Roman" w:hAnsi="Times New Roman" w:cs="Times New Roman"/>
           <w:b/>
         </w:rPr>
-        <w:t xml:space="preserve">  &lt;</w:t>
-      </w:r>
-      <w:proofErr w:type="spellStart"/>
+        <w:t>!-- Корневой элемент --&gt;</w:t>
+      </w:r>
+    </w:p>
+    <w:p>
+      <w:pPr>
+        <w:ind w:left="709"/>
+        <w:rPr>
+          <w:rFonts w:ascii="Times New Roman" w:hAnsi="Times New Roman" w:cs="Times New Roman"/>
+          <w:lang w:val="en-US"/>
+        </w:rPr>
+      </w:pPr>
       <w:r>
         <w:rPr>
           <w:rFonts w:ascii="Times New Roman" w:hAnsi="Times New Roman" w:cs="Times New Roman"/>
           <w:b/>
         </w:rPr>
-        <w:t>ShapeBase</w:t>
-      </w:r>
-      <w:proofErr w:type="spellEnd"/>
-      <w:r>
-        <w:rPr>
-          <w:rFonts w:ascii="Times New Roman" w:hAnsi="Times New Roman" w:cs="Times New Roman"/>
-          <w:b/>
-        </w:rPr>
-        <w:t xml:space="preserve"> </w:t>
-      </w:r>
-      <w:proofErr w:type="spellStart"/>
-      <w:r>
-        <w:rPr>
-          <w:rFonts w:ascii="Times New Roman" w:hAnsi="Times New Roman" w:cs="Times New Roman"/>
-          <w:b/>
-        </w:rPr>
-        <w:t>xsi:type</w:t>
-      </w:r>
-      <w:proofErr w:type="spellEnd"/>
-      <w:r>
-        <w:rPr>
-          <w:rFonts w:ascii="Times New Roman" w:hAnsi="Times New Roman" w:cs="Times New Roman"/>
-          <w:b/>
-        </w:rPr>
-        <w:t>="</w:t>
-      </w:r>
-      <w:proofErr w:type="spellStart"/>
-      <w:r>
-        <w:rPr>
-          <w:rFonts w:ascii="Times New Roman" w:hAnsi="Times New Roman" w:cs="Times New Roman"/>
-          <w:b/>
-        </w:rPr>
-        <w:t>Circle</w:t>
-      </w:r>
-      <w:proofErr w:type="spellEnd"/>
-      <w:r>
-        <w:rPr>
-          <w:rFonts w:ascii="Times New Roman" w:hAnsi="Times New Roman" w:cs="Times New Roman"/>
-          <w:b/>
-        </w:rPr>
-        <w:t>"&gt;</w:t>
-      </w:r>
-    </w:p>
-    <w:p>
-      <w:pPr>
-        <w:ind w:left="709"/>
-        <w:rPr>
-          <w:rFonts w:ascii="Times New Roman" w:hAnsi="Times New Roman" w:cs="Times New Roman"/>
-          <w:lang w:val="en-US"/>
-        </w:rPr>
-      </w:pPr>
-      <w:r>
-        <w:rPr>
-          <w:rFonts w:ascii="Times New Roman" w:hAnsi="Times New Roman" w:cs="Times New Roman"/>
-        </w:rPr>
-        <w:t xml:space="preserve">    </w:t>
-      </w:r>
-      <w:r>
-        <w:rPr>
-          <w:rFonts w:ascii="Times New Roman" w:hAnsi="Times New Roman" w:cs="Times New Roman"/>
-          <w:lang w:val="en-US"/>
-        </w:rPr>
-        <w:t xml:space="preserve">&lt;Radius&gt;&lt;!-- </w:t>
-      </w:r>
-      <w:r>
-        <w:rPr>
-          <w:rFonts w:ascii="Times New Roman" w:hAnsi="Times New Roman" w:cs="Times New Roman"/>
-        </w:rPr>
-        <w:t>Радиус</w:t>
-      </w:r>
-      <w:r>
-        <w:rPr>
-          <w:rFonts w:ascii="Times New Roman" w:hAnsi="Times New Roman" w:cs="Times New Roman"/>
-          <w:lang w:val="en-US"/>
-        </w:rPr>
-        <w:t xml:space="preserve"> </w:t>
-      </w:r>
-      <w:r>
-        <w:rPr>
-          <w:rFonts w:ascii="Times New Roman" w:hAnsi="Times New Roman" w:cs="Times New Roman"/>
-        </w:rPr>
-        <w:t>круга</w:t>
-      </w:r>
-      <w:r>
-        <w:rPr>
-          <w:rFonts w:ascii="Times New Roman" w:hAnsi="Times New Roman" w:cs="Times New Roman"/>
-          <w:lang w:val="en-US"/>
-        </w:rPr>
-        <w:t xml:space="preserve"> --&gt;&lt;/Radius&gt;</w:t>
-      </w:r>
-    </w:p>
-    <w:p>
-      <w:pPr>
-        <w:ind w:left="709"/>
-        <w:rPr>
-          <w:rFonts w:ascii="Times New Roman" w:hAnsi="Times New Roman" w:cs="Times New Roman"/>
-          <w:lang w:val="en-US"/>
-        </w:rPr>
-      </w:pPr>
-      <w:r>
-        <w:rPr>
-          <w:rFonts w:ascii="Times New Roman" w:hAnsi="Times New Roman" w:cs="Times New Roman"/>
-          <w:lang w:val="en-US"/>
-        </w:rPr>
-        <w:t xml:space="preserve">  &lt;/</w:t>
-      </w:r>
-      <w:proofErr w:type="spellStart"/>
-      <w:r>
-        <w:rPr>
-          <w:rFonts w:ascii="Times New Roman" w:hAnsi="Times New Roman" w:cs="Times New Roman"/>
-          <w:lang w:val="en-US"/>
-        </w:rPr>
-        <w:t>ShapeBase</w:t>
-      </w:r>
-      <w:proofErr w:type="spellEnd"/>
-      <w:r>
-        <w:rPr>
-          <w:rFonts w:ascii="Times New Roman" w:hAnsi="Times New Roman" w:cs="Times New Roman"/>
-          <w:lang w:val="en-US"/>
-        </w:rPr>
-        <w:t>&gt;</w:t>
-      </w:r>
-    </w:p>
-    <w:p>
-      <w:pPr>
-        <w:ind w:left="709"/>
-        <w:rPr>
-          <w:rFonts w:ascii="Times New Roman" w:hAnsi="Times New Roman" w:cs="Times New Roman"/>
-          <w:lang w:val="en-US"/>
-        </w:rPr>
-      </w:pPr>
+        <w:t xml:space="preserve">  </w:t>
+      </w:r>
       <w:r>
         <w:rPr>
           <w:rFonts w:ascii="Times New Roman" w:hAnsi="Times New Roman" w:cs="Times New Roman"/>
           <w:b/>
           <w:lang w:val="en-US"/>
         </w:rPr>
-        <w:t xml:space="preserve">  &lt;</w:t>
+        <w:t>&lt;</w:t>
       </w:r>
       <w:proofErr w:type="spellStart"/>
       <w:r>
@@ -13391,6 +13447,7 @@
         <w:t xml:space="preserve"> </w:t>
       </w:r>
       <w:proofErr w:type="spellStart"/>
+      <w:proofErr w:type="gramStart"/>
       <w:r>
         <w:rPr>
           <w:rFonts w:ascii="Times New Roman" w:hAnsi="Times New Roman" w:cs="Times New Roman"/>
@@ -13400,13 +13457,14 @@
         <w:t>xsi:type</w:t>
       </w:r>
       <w:proofErr w:type="spellEnd"/>
+      <w:proofErr w:type="gramEnd"/>
       <w:r>
         <w:rPr>
           <w:rFonts w:ascii="Times New Roman" w:hAnsi="Times New Roman" w:cs="Times New Roman"/>
           <w:b/>
           <w:lang w:val="en-US"/>
         </w:rPr>
-        <w:t>="Rectangle"&gt;</w:t>
+        <w:t>="Circle"&gt;</w:t>
       </w:r>
     </w:p>
     <w:p>
@@ -13422,49 +13480,56 @@
           <w:rFonts w:ascii="Times New Roman" w:hAnsi="Times New Roman" w:cs="Times New Roman"/>
           <w:lang w:val="en-US"/>
         </w:rPr>
-        <w:t xml:space="preserve">    &lt;Width&gt;&lt;!-- </w:t>
-      </w:r>
-      <w:r>
-        <w:rPr>
-          <w:rFonts w:ascii="Times New Roman" w:hAnsi="Times New Roman" w:cs="Times New Roman"/>
-        </w:rPr>
-        <w:t>Ширина</w:t>
+        <w:t xml:space="preserve">    </w:t>
       </w:r>
       <w:r>
         <w:rPr>
           <w:rFonts w:ascii="Times New Roman" w:hAnsi="Times New Roman" w:cs="Times New Roman"/>
           <w:lang w:val="en-US"/>
         </w:rPr>
-        <w:t xml:space="preserve"> --&gt;&lt;/Width&gt;</w:t>
-      </w:r>
-    </w:p>
-    <w:p>
-      <w:pPr>
-        <w:ind w:left="709"/>
+        <w:t>&lt;Radius&gt;</w:t>
+      </w:r>
+      <w:proofErr w:type="gramStart"/>
+      <w:r>
         <w:rPr>
           <w:rFonts w:ascii="Times New Roman" w:hAnsi="Times New Roman" w:cs="Times New Roman"/>
           <w:lang w:val="en-US"/>
         </w:rPr>
-      </w:pPr>
+        <w:t>&lt;!--</w:t>
+      </w:r>
+      <w:proofErr w:type="gramEnd"/>
       <w:r>
         <w:rPr>
           <w:rFonts w:ascii="Times New Roman" w:hAnsi="Times New Roman" w:cs="Times New Roman"/>
           <w:lang w:val="en-US"/>
         </w:rPr>
-        <w:t xml:space="preserve">    &lt;Height&gt;&lt;!-- </w:t>
+        <w:t xml:space="preserve"> </w:t>
       </w:r>
       <w:r>
         <w:rPr>
           <w:rFonts w:ascii="Times New Roman" w:hAnsi="Times New Roman" w:cs="Times New Roman"/>
         </w:rPr>
-        <w:t>Высота</w:t>
+        <w:t>Радиус</w:t>
       </w:r>
       <w:r>
         <w:rPr>
           <w:rFonts w:ascii="Times New Roman" w:hAnsi="Times New Roman" w:cs="Times New Roman"/>
           <w:lang w:val="en-US"/>
         </w:rPr>
-        <w:t xml:space="preserve"> --&gt;&lt;/Height&gt;</w:t>
+        <w:t xml:space="preserve"> </w:t>
+      </w:r>
+      <w:r>
+        <w:rPr>
+          <w:rFonts w:ascii="Times New Roman" w:hAnsi="Times New Roman" w:cs="Times New Roman"/>
+        </w:rPr>
+        <w:t>круга</w:t>
+      </w:r>
+      <w:r>
+        <w:rPr>
+          <w:rFonts w:ascii="Times New Roman" w:hAnsi="Times New Roman" w:cs="Times New Roman"/>
+          <w:lang w:val="en-US"/>
+        </w:rPr>
+        <w:t xml:space="preserve"> --&gt;&lt;/Radius&gt;</w:t>
       </w:r>
     </w:p>
     <w:p>
@@ -13534,6 +13599,7 @@
         <w:t xml:space="preserve"> </w:t>
       </w:r>
       <w:proofErr w:type="spellStart"/>
+      <w:proofErr w:type="gramStart"/>
       <w:r>
         <w:rPr>
           <w:rFonts w:ascii="Times New Roman" w:hAnsi="Times New Roman" w:cs="Times New Roman"/>
@@ -13543,13 +13609,14 @@
         <w:t>xsi:type</w:t>
       </w:r>
       <w:proofErr w:type="spellEnd"/>
+      <w:proofErr w:type="gramEnd"/>
       <w:r>
         <w:rPr>
           <w:rFonts w:ascii="Times New Roman" w:hAnsi="Times New Roman" w:cs="Times New Roman"/>
           <w:b/>
           <w:lang w:val="en-US"/>
         </w:rPr>
-        <w:t>="Triangle"&gt;</w:t>
+        <w:t>="Rectangle"&gt;</w:t>
       </w:r>
     </w:p>
     <w:p>
@@ -13565,101 +13632,111 @@
           <w:rFonts w:ascii="Times New Roman" w:hAnsi="Times New Roman" w:cs="Times New Roman"/>
           <w:lang w:val="en-US"/>
         </w:rPr>
-        <w:t xml:space="preserve">    &lt;</w:t>
-      </w:r>
-      <w:proofErr w:type="spellStart"/>
+        <w:t xml:space="preserve">    &lt;Width&gt;</w:t>
+      </w:r>
+      <w:proofErr w:type="gramStart"/>
       <w:r>
         <w:rPr>
           <w:rFonts w:ascii="Times New Roman" w:hAnsi="Times New Roman" w:cs="Times New Roman"/>
           <w:lang w:val="en-US"/>
         </w:rPr>
-        <w:t>SideA</w:t>
-      </w:r>
-      <w:proofErr w:type="spellEnd"/>
+        <w:t>&lt;!--</w:t>
+      </w:r>
+      <w:proofErr w:type="gramEnd"/>
       <w:r>
         <w:rPr>
           <w:rFonts w:ascii="Times New Roman" w:hAnsi="Times New Roman" w:cs="Times New Roman"/>
           <w:lang w:val="en-US"/>
         </w:rPr>
-        <w:t xml:space="preserve">&gt;&lt;!-- </w:t>
+        <w:t xml:space="preserve"> </w:t>
       </w:r>
       <w:r>
         <w:rPr>
           <w:rFonts w:ascii="Times New Roman" w:hAnsi="Times New Roman" w:cs="Times New Roman"/>
         </w:rPr>
-        <w:t>Сторона</w:t>
+        <w:t>Ширина</w:t>
       </w:r>
       <w:r>
         <w:rPr>
           <w:rFonts w:ascii="Times New Roman" w:hAnsi="Times New Roman" w:cs="Times New Roman"/>
           <w:lang w:val="en-US"/>
         </w:rPr>
-        <w:t xml:space="preserve"> A --&gt;&lt;/</w:t>
-      </w:r>
-      <w:proofErr w:type="spellStart"/>
-      <w:r>
+        <w:t xml:space="preserve"> --&gt;&lt;/Width&gt;</w:t>
+      </w:r>
+    </w:p>
+    <w:p>
+      <w:pPr>
+        <w:ind w:left="709"/>
         <w:rPr>
           <w:rFonts w:ascii="Times New Roman" w:hAnsi="Times New Roman" w:cs="Times New Roman"/>
           <w:lang w:val="en-US"/>
         </w:rPr>
-        <w:t>SideA</w:t>
-      </w:r>
-      <w:proofErr w:type="spellEnd"/>
+      </w:pPr>
       <w:r>
         <w:rPr>
           <w:rFonts w:ascii="Times New Roman" w:hAnsi="Times New Roman" w:cs="Times New Roman"/>
           <w:lang w:val="en-US"/>
         </w:rPr>
-        <w:t>&gt;</w:t>
-      </w:r>
-    </w:p>
-    <w:p>
-      <w:pPr>
-        <w:ind w:left="709"/>
-        <w:rPr>
-          <w:rFonts w:ascii="Times New Roman" w:hAnsi="Times New Roman" w:cs="Times New Roman"/>
-        </w:rPr>
-      </w:pPr>
+        <w:t xml:space="preserve">    &lt;Height&gt;</w:t>
+      </w:r>
+      <w:proofErr w:type="gramStart"/>
       <w:r>
         <w:rPr>
           <w:rFonts w:ascii="Times New Roman" w:hAnsi="Times New Roman" w:cs="Times New Roman"/>
           <w:lang w:val="en-US"/>
         </w:rPr>
-        <w:t xml:space="preserve">    &lt;</w:t>
-      </w:r>
-      <w:proofErr w:type="spellStart"/>
+        <w:t>&lt;!--</w:t>
+      </w:r>
+      <w:proofErr w:type="gramEnd"/>
       <w:r>
         <w:rPr>
           <w:rFonts w:ascii="Times New Roman" w:hAnsi="Times New Roman" w:cs="Times New Roman"/>
           <w:lang w:val="en-US"/>
         </w:rPr>
-        <w:t>SideB</w:t>
-      </w:r>
-      <w:proofErr w:type="spellEnd"/>
+        <w:t xml:space="preserve"> </w:t>
+      </w:r>
+      <w:r>
+        <w:rPr>
+          <w:rFonts w:ascii="Times New Roman" w:hAnsi="Times New Roman" w:cs="Times New Roman"/>
+        </w:rPr>
+        <w:t>Высота</w:t>
+      </w:r>
       <w:r>
         <w:rPr>
           <w:rFonts w:ascii="Times New Roman" w:hAnsi="Times New Roman" w:cs="Times New Roman"/>
           <w:lang w:val="en-US"/>
         </w:rPr>
-        <w:t xml:space="preserve">&gt;&lt;!-- </w:t>
-      </w:r>
-      <w:r>
+        <w:t xml:space="preserve"> --&gt;&lt;/Height&gt;</w:t>
+      </w:r>
+    </w:p>
+    <w:p>
+      <w:pPr>
+        <w:ind w:left="709"/>
         <w:rPr>
           <w:rFonts w:ascii="Times New Roman" w:hAnsi="Times New Roman" w:cs="Times New Roman"/>
-        </w:rPr>
-        <w:t>Сторона B --&gt;&lt;/</w:t>
+          <w:lang w:val="en-US"/>
+        </w:rPr>
+      </w:pPr>
+      <w:r>
+        <w:rPr>
+          <w:rFonts w:ascii="Times New Roman" w:hAnsi="Times New Roman" w:cs="Times New Roman"/>
+          <w:lang w:val="en-US"/>
+        </w:rPr>
+        <w:t xml:space="preserve">  &lt;/</w:t>
       </w:r>
       <w:proofErr w:type="spellStart"/>
       <w:r>
         <w:rPr>
           <w:rFonts w:ascii="Times New Roman" w:hAnsi="Times New Roman" w:cs="Times New Roman"/>
-        </w:rPr>
-        <w:t>SideB</w:t>
+          <w:lang w:val="en-US"/>
+        </w:rPr>
+        <w:t>ShapeBase</w:t>
       </w:r>
       <w:proofErr w:type="spellEnd"/>
       <w:r>
         <w:rPr>
           <w:rFonts w:ascii="Times New Roman" w:hAnsi="Times New Roman" w:cs="Times New Roman"/>
+          <w:lang w:val="en-US"/>
         </w:rPr>
         <w:t>&gt;</w:t>
       </w:r>
@@ -13669,110 +13746,326 @@
         <w:ind w:left="709"/>
         <w:rPr>
           <w:rFonts w:ascii="Times New Roman" w:hAnsi="Times New Roman" w:cs="Times New Roman"/>
-        </w:rPr>
-      </w:pPr>
-      <w:r>
-        <w:rPr>
-          <w:rFonts w:ascii="Times New Roman" w:hAnsi="Times New Roman" w:cs="Times New Roman"/>
-        </w:rPr>
-        <w:lastRenderedPageBreak/>
-        <w:t xml:space="preserve">    &lt;</w:t>
-      </w:r>
-      <w:proofErr w:type="spellStart"/>
-      <w:r>
-        <w:rPr>
-          <w:rFonts w:ascii="Times New Roman" w:hAnsi="Times New Roman" w:cs="Times New Roman"/>
-        </w:rPr>
-        <w:t>SideC</w:t>
-      </w:r>
-      <w:proofErr w:type="spellEnd"/>
-      <w:r>
-        <w:rPr>
-          <w:rFonts w:ascii="Times New Roman" w:hAnsi="Times New Roman" w:cs="Times New Roman"/>
-        </w:rPr>
-        <w:t>&gt;&lt;!-- Сторона C --&gt;&lt;/</w:t>
-      </w:r>
-      <w:proofErr w:type="spellStart"/>
-      <w:r>
-        <w:rPr>
-          <w:rFonts w:ascii="Times New Roman" w:hAnsi="Times New Roman" w:cs="Times New Roman"/>
-        </w:rPr>
-        <w:t>SideC</w:t>
-      </w:r>
-      <w:proofErr w:type="spellEnd"/>
-      <w:r>
-        <w:rPr>
-          <w:rFonts w:ascii="Times New Roman" w:hAnsi="Times New Roman" w:cs="Times New Roman"/>
-        </w:rPr>
-        <w:t>&gt;</w:t>
-      </w:r>
-    </w:p>
-    <w:p>
-      <w:pPr>
-        <w:ind w:left="709"/>
-        <w:rPr>
-          <w:rFonts w:ascii="Times New Roman" w:hAnsi="Times New Roman" w:cs="Times New Roman"/>
-        </w:rPr>
-      </w:pPr>
-      <w:r>
-        <w:rPr>
-          <w:rFonts w:ascii="Times New Roman" w:hAnsi="Times New Roman" w:cs="Times New Roman"/>
-        </w:rPr>
-        <w:t xml:space="preserve">  &lt;/</w:t>
-      </w:r>
-      <w:proofErr w:type="spellStart"/>
-      <w:r>
-        <w:rPr>
-          <w:rFonts w:ascii="Times New Roman" w:hAnsi="Times New Roman" w:cs="Times New Roman"/>
-        </w:rPr>
-        <w:t>ShapeBase</w:t>
-      </w:r>
-      <w:proofErr w:type="spellEnd"/>
-      <w:r>
-        <w:rPr>
-          <w:rFonts w:ascii="Times New Roman" w:hAnsi="Times New Roman" w:cs="Times New Roman"/>
-        </w:rPr>
-        <w:t>&gt;</w:t>
-      </w:r>
-    </w:p>
-    <w:p>
-      <w:pPr>
-        <w:ind w:left="709"/>
-        <w:rPr>
-          <w:rFonts w:ascii="Times New Roman" w:hAnsi="Times New Roman" w:cs="Times New Roman"/>
+          <w:lang w:val="en-US"/>
         </w:rPr>
       </w:pPr>
       <w:r>
         <w:rPr>
           <w:rFonts w:ascii="Times New Roman" w:hAnsi="Times New Roman" w:cs="Times New Roman"/>
           <w:b/>
-        </w:rPr>
-        <w:t>&lt;/</w:t>
+          <w:lang w:val="en-US"/>
+        </w:rPr>
+        <w:t xml:space="preserve">  &lt;</w:t>
       </w:r>
       <w:proofErr w:type="spellStart"/>
       <w:r>
         <w:rPr>
           <w:rFonts w:ascii="Times New Roman" w:hAnsi="Times New Roman" w:cs="Times New Roman"/>
           <w:b/>
-        </w:rPr>
-        <w:t>ArrayOfShapeBase</w:t>
+          <w:lang w:val="en-US"/>
+        </w:rPr>
+        <w:t>ShapeBase</w:t>
       </w:r>
       <w:proofErr w:type="spellEnd"/>
       <w:r>
         <w:rPr>
           <w:rFonts w:ascii="Times New Roman" w:hAnsi="Times New Roman" w:cs="Times New Roman"/>
           <w:b/>
+          <w:lang w:val="en-US"/>
+        </w:rPr>
+        <w:t xml:space="preserve"> </w:t>
+      </w:r>
+      <w:proofErr w:type="spellStart"/>
+      <w:proofErr w:type="gramStart"/>
+      <w:r>
+        <w:rPr>
+          <w:rFonts w:ascii="Times New Roman" w:hAnsi="Times New Roman" w:cs="Times New Roman"/>
+          <w:b/>
+          <w:lang w:val="en-US"/>
+        </w:rPr>
+        <w:t>xsi:type</w:t>
+      </w:r>
+      <w:proofErr w:type="spellEnd"/>
+      <w:proofErr w:type="gramEnd"/>
+      <w:r>
+        <w:rPr>
+          <w:rFonts w:ascii="Times New Roman" w:hAnsi="Times New Roman" w:cs="Times New Roman"/>
+          <w:b/>
+          <w:lang w:val="en-US"/>
+        </w:rPr>
+        <w:t>="Triangle"&gt;</w:t>
+      </w:r>
+    </w:p>
+    <w:p>
+      <w:pPr>
+        <w:ind w:left="709"/>
+        <w:rPr>
+          <w:rFonts w:ascii="Times New Roman" w:hAnsi="Times New Roman" w:cs="Times New Roman"/>
+          <w:lang w:val="en-US"/>
+        </w:rPr>
+      </w:pPr>
+      <w:r>
+        <w:rPr>
+          <w:rFonts w:ascii="Times New Roman" w:hAnsi="Times New Roman" w:cs="Times New Roman"/>
+          <w:lang w:val="en-US"/>
+        </w:rPr>
+        <w:t xml:space="preserve">    &lt;</w:t>
+      </w:r>
+      <w:proofErr w:type="spellStart"/>
+      <w:r>
+        <w:rPr>
+          <w:rFonts w:ascii="Times New Roman" w:hAnsi="Times New Roman" w:cs="Times New Roman"/>
+          <w:lang w:val="en-US"/>
+        </w:rPr>
+        <w:t>SideA</w:t>
+      </w:r>
+      <w:proofErr w:type="spellEnd"/>
+      <w:r>
+        <w:rPr>
+          <w:rFonts w:ascii="Times New Roman" w:hAnsi="Times New Roman" w:cs="Times New Roman"/>
+          <w:lang w:val="en-US"/>
         </w:rPr>
         <w:t>&gt;</w:t>
       </w:r>
+      <w:proofErr w:type="gramStart"/>
+      <w:r>
+        <w:rPr>
+          <w:rFonts w:ascii="Times New Roman" w:hAnsi="Times New Roman" w:cs="Times New Roman"/>
+          <w:lang w:val="en-US"/>
+        </w:rPr>
+        <w:t>&lt;!--</w:t>
+      </w:r>
+      <w:proofErr w:type="gramEnd"/>
+      <w:r>
+        <w:rPr>
+          <w:rFonts w:ascii="Times New Roman" w:hAnsi="Times New Roman" w:cs="Times New Roman"/>
+          <w:lang w:val="en-US"/>
+        </w:rPr>
+        <w:t xml:space="preserve"> </w:t>
+      </w:r>
+      <w:r>
+        <w:rPr>
+          <w:rFonts w:ascii="Times New Roman" w:hAnsi="Times New Roman" w:cs="Times New Roman"/>
+        </w:rPr>
+        <w:t>Сторона</w:t>
+      </w:r>
+      <w:r>
+        <w:rPr>
+          <w:rFonts w:ascii="Times New Roman" w:hAnsi="Times New Roman" w:cs="Times New Roman"/>
+          <w:lang w:val="en-US"/>
+        </w:rPr>
+        <w:t xml:space="preserve"> A --&gt;&lt;/</w:t>
+      </w:r>
+      <w:proofErr w:type="spellStart"/>
+      <w:r>
+        <w:rPr>
+          <w:rFonts w:ascii="Times New Roman" w:hAnsi="Times New Roman" w:cs="Times New Roman"/>
+          <w:lang w:val="en-US"/>
+        </w:rPr>
+        <w:t>SideA</w:t>
+      </w:r>
+      <w:proofErr w:type="spellEnd"/>
+      <w:r>
+        <w:rPr>
+          <w:rFonts w:ascii="Times New Roman" w:hAnsi="Times New Roman" w:cs="Times New Roman"/>
+          <w:lang w:val="en-US"/>
+        </w:rPr>
+        <w:t>&gt;</w:t>
+      </w:r>
     </w:p>
     <w:p>
       <w:pPr>
         <w:ind w:left="709"/>
         <w:rPr>
           <w:rFonts w:ascii="Times New Roman" w:hAnsi="Times New Roman" w:cs="Times New Roman"/>
-        </w:rPr>
-      </w:pPr>
+          <w:lang w:val="en-US"/>
+        </w:rPr>
+      </w:pPr>
+      <w:r>
+        <w:rPr>
+          <w:rFonts w:ascii="Times New Roman" w:hAnsi="Times New Roman" w:cs="Times New Roman"/>
+          <w:lang w:val="en-US"/>
+        </w:rPr>
+        <w:t xml:space="preserve">    &lt;</w:t>
+      </w:r>
+      <w:proofErr w:type="spellStart"/>
+      <w:r>
+        <w:rPr>
+          <w:rFonts w:ascii="Times New Roman" w:hAnsi="Times New Roman" w:cs="Times New Roman"/>
+          <w:lang w:val="en-US"/>
+        </w:rPr>
+        <w:t>SideB</w:t>
+      </w:r>
+      <w:proofErr w:type="spellEnd"/>
+      <w:r>
+        <w:rPr>
+          <w:rFonts w:ascii="Times New Roman" w:hAnsi="Times New Roman" w:cs="Times New Roman"/>
+          <w:lang w:val="en-US"/>
+        </w:rPr>
+        <w:t>&gt;</w:t>
+      </w:r>
+      <w:proofErr w:type="gramStart"/>
+      <w:r>
+        <w:rPr>
+          <w:rFonts w:ascii="Times New Roman" w:hAnsi="Times New Roman" w:cs="Times New Roman"/>
+          <w:lang w:val="en-US"/>
+        </w:rPr>
+        <w:t>&lt;!--</w:t>
+      </w:r>
+      <w:proofErr w:type="gramEnd"/>
+      <w:r>
+        <w:rPr>
+          <w:rFonts w:ascii="Times New Roman" w:hAnsi="Times New Roman" w:cs="Times New Roman"/>
+          <w:lang w:val="en-US"/>
+        </w:rPr>
+        <w:t xml:space="preserve"> </w:t>
+      </w:r>
+      <w:r>
+        <w:rPr>
+          <w:rFonts w:ascii="Times New Roman" w:hAnsi="Times New Roman" w:cs="Times New Roman"/>
+        </w:rPr>
+        <w:t>Сторона</w:t>
+      </w:r>
+      <w:r>
+        <w:rPr>
+          <w:rFonts w:ascii="Times New Roman" w:hAnsi="Times New Roman" w:cs="Times New Roman"/>
+          <w:lang w:val="en-US"/>
+        </w:rPr>
+        <w:t xml:space="preserve"> B --&gt;&lt;/</w:t>
+      </w:r>
+      <w:proofErr w:type="spellStart"/>
+      <w:r>
+        <w:rPr>
+          <w:rFonts w:ascii="Times New Roman" w:hAnsi="Times New Roman" w:cs="Times New Roman"/>
+          <w:lang w:val="en-US"/>
+        </w:rPr>
+        <w:t>SideB</w:t>
+      </w:r>
+      <w:proofErr w:type="spellEnd"/>
+      <w:r>
+        <w:rPr>
+          <w:rFonts w:ascii="Times New Roman" w:hAnsi="Times New Roman" w:cs="Times New Roman"/>
+          <w:lang w:val="en-US"/>
+        </w:rPr>
+        <w:t>&gt;</w:t>
+      </w:r>
+    </w:p>
+    <w:p>
+      <w:pPr>
+        <w:ind w:left="709"/>
+        <w:rPr>
+          <w:rFonts w:ascii="Times New Roman" w:hAnsi="Times New Roman" w:cs="Times New Roman"/>
+        </w:rPr>
+      </w:pPr>
+      <w:r>
+        <w:rPr>
+          <w:rFonts w:ascii="Times New Roman" w:hAnsi="Times New Roman" w:cs="Times New Roman"/>
+          <w:lang w:val="en-US"/>
+        </w:rPr>
+        <w:lastRenderedPageBreak/>
+        <w:t xml:space="preserve">    </w:t>
+      </w:r>
+      <w:r>
+        <w:rPr>
+          <w:rFonts w:ascii="Times New Roman" w:hAnsi="Times New Roman" w:cs="Times New Roman"/>
+        </w:rPr>
+        <w:t>&lt;</w:t>
+      </w:r>
+      <w:proofErr w:type="spellStart"/>
+      <w:r>
+        <w:rPr>
+          <w:rFonts w:ascii="Times New Roman" w:hAnsi="Times New Roman" w:cs="Times New Roman"/>
+        </w:rPr>
+        <w:t>SideC</w:t>
+      </w:r>
+      <w:proofErr w:type="spellEnd"/>
+      <w:proofErr w:type="gramStart"/>
+      <w:r>
+        <w:rPr>
+          <w:rFonts w:ascii="Times New Roman" w:hAnsi="Times New Roman" w:cs="Times New Roman"/>
+        </w:rPr>
+        <w:t>&gt;&lt;</w:t>
+      </w:r>
+      <w:proofErr w:type="gramEnd"/>
+      <w:r>
+        <w:rPr>
+          <w:rFonts w:ascii="Times New Roman" w:hAnsi="Times New Roman" w:cs="Times New Roman"/>
+        </w:rPr>
+        <w:t>!-- Сторона C --&gt;&lt;/</w:t>
+      </w:r>
+      <w:proofErr w:type="spellStart"/>
+      <w:r>
+        <w:rPr>
+          <w:rFonts w:ascii="Times New Roman" w:hAnsi="Times New Roman" w:cs="Times New Roman"/>
+        </w:rPr>
+        <w:t>SideC</w:t>
+      </w:r>
+      <w:proofErr w:type="spellEnd"/>
+      <w:r>
+        <w:rPr>
+          <w:rFonts w:ascii="Times New Roman" w:hAnsi="Times New Roman" w:cs="Times New Roman"/>
+        </w:rPr>
+        <w:t>&gt;</w:t>
+      </w:r>
+    </w:p>
+    <w:p>
+      <w:pPr>
+        <w:ind w:left="709"/>
+        <w:rPr>
+          <w:rFonts w:ascii="Times New Roman" w:hAnsi="Times New Roman" w:cs="Times New Roman"/>
+        </w:rPr>
+      </w:pPr>
+      <w:r>
+        <w:rPr>
+          <w:rFonts w:ascii="Times New Roman" w:hAnsi="Times New Roman" w:cs="Times New Roman"/>
+        </w:rPr>
+        <w:t xml:space="preserve">  &lt;/</w:t>
+      </w:r>
+      <w:proofErr w:type="spellStart"/>
+      <w:r>
+        <w:rPr>
+          <w:rFonts w:ascii="Times New Roman" w:hAnsi="Times New Roman" w:cs="Times New Roman"/>
+        </w:rPr>
+        <w:t>ShapeBase</w:t>
+      </w:r>
+      <w:proofErr w:type="spellEnd"/>
+      <w:r>
+        <w:rPr>
+          <w:rFonts w:ascii="Times New Roman" w:hAnsi="Times New Roman" w:cs="Times New Roman"/>
+        </w:rPr>
+        <w:t>&gt;</w:t>
+      </w:r>
+    </w:p>
+    <w:p>
+      <w:pPr>
+        <w:ind w:left="709"/>
+        <w:rPr>
+          <w:rFonts w:ascii="Times New Roman" w:hAnsi="Times New Roman" w:cs="Times New Roman"/>
+        </w:rPr>
+      </w:pPr>
+      <w:r>
+        <w:rPr>
+          <w:rFonts w:ascii="Times New Roman" w:hAnsi="Times New Roman" w:cs="Times New Roman"/>
+          <w:b/>
+        </w:rPr>
+        <w:t>&lt;/</w:t>
+      </w:r>
+      <w:proofErr w:type="spellStart"/>
+      <w:r>
+        <w:rPr>
+          <w:rFonts w:ascii="Times New Roman" w:hAnsi="Times New Roman" w:cs="Times New Roman"/>
+          <w:b/>
+        </w:rPr>
+        <w:t>ArrayOfShapeBase</w:t>
+      </w:r>
+      <w:proofErr w:type="spellEnd"/>
+      <w:r>
+        <w:rPr>
+          <w:rFonts w:ascii="Times New Roman" w:hAnsi="Times New Roman" w:cs="Times New Roman"/>
+          <w:b/>
+        </w:rPr>
+        <w:t>&gt;</w:t>
+      </w:r>
     </w:p>
     <w:p>
       <w:pPr>
@@ -13867,14 +14160,15 @@
         <w:pStyle w:val="1"/>
         <w:spacing w:line="360" w:lineRule="auto"/>
         <w:ind w:firstLine="709"/>
-      </w:pPr>
-      <w:proofErr w:type="spellStart"/>
-      <w:r>
-        <w:t>Круг</w:t>
-      </w:r>
-      <w:proofErr w:type="spellEnd"/>
-      <w:r>
-        <w:t>;</w:t>
+        <w:rPr>
+          <w:lang w:val="ru-RU"/>
+        </w:rPr>
+      </w:pPr>
+      <w:r>
+        <w:rPr>
+          <w:lang w:val="ru-RU"/>
+        </w:rPr>
+        <w:t>Круг;</w:t>
       </w:r>
     </w:p>
     <w:p>
@@ -13882,14 +14176,15 @@
         <w:pStyle w:val="1"/>
         <w:spacing w:line="360" w:lineRule="auto"/>
         <w:ind w:firstLine="709"/>
-      </w:pPr>
-      <w:proofErr w:type="spellStart"/>
-      <w:r>
-        <w:t>Прямоугольник</w:t>
-      </w:r>
-      <w:proofErr w:type="spellEnd"/>
-      <w:r>
-        <w:t>;</w:t>
+        <w:rPr>
+          <w:lang w:val="ru-RU"/>
+        </w:rPr>
+      </w:pPr>
+      <w:r>
+        <w:rPr>
+          <w:lang w:val="ru-RU"/>
+        </w:rPr>
+        <w:t>Прямоугольник;</w:t>
       </w:r>
     </w:p>
     <w:p>
@@ -13897,14 +14192,15 @@
         <w:pStyle w:val="1"/>
         <w:spacing w:line="360" w:lineRule="auto"/>
         <w:ind w:firstLine="709"/>
-      </w:pPr>
-      <w:proofErr w:type="spellStart"/>
-      <w:r>
-        <w:t>Треугольник</w:t>
-      </w:r>
-      <w:proofErr w:type="spellEnd"/>
-      <w:r>
-        <w:t>.</w:t>
+        <w:rPr>
+          <w:lang w:val="ru-RU"/>
+        </w:rPr>
+      </w:pPr>
+      <w:r>
+        <w:rPr>
+          <w:lang w:val="ru-RU"/>
+        </w:rPr>
+        <w:t>Треугольник.</w:t>
       </w:r>
     </w:p>
     <w:p>
@@ -13942,7 +14238,7 @@
     </w:p>
     <w:p>
       <w:pPr>
-        <w:spacing w:line="360" w:lineRule="auto"/>
+        <w:spacing w:after="0" w:line="360" w:lineRule="auto"/>
         <w:ind w:firstLine="709"/>
         <w:rPr>
           <w:rFonts w:ascii="Times New Roman" w:hAnsi="Times New Roman"/>
@@ -14011,7 +14307,7 @@
     </w:p>
     <w:p>
       <w:pPr>
-        <w:spacing w:line="360" w:lineRule="auto"/>
+        <w:spacing w:after="0" w:line="360" w:lineRule="auto"/>
         <w:ind w:firstLine="709"/>
       </w:pPr>
       <w:r>
@@ -14074,7 +14370,7 @@
     </w:p>
     <w:p>
       <w:pPr>
-        <w:spacing w:line="360" w:lineRule="auto"/>
+        <w:spacing w:after="0" w:line="360" w:lineRule="auto"/>
         <w:ind w:firstLine="709"/>
         <w:rPr>
           <w:rFonts w:ascii="Times New Roman" w:hAnsi="Times New Roman"/>
@@ -14097,46 +14393,14 @@
               <w:sz w:val="28"/>
               <w:lang w:val="en-US"/>
             </w:rPr>
-            <m:t>=</m:t>
-          </m:r>
-          <m:r>
-            <w:rPr>
-              <w:rFonts w:ascii="Cambria Math" w:hAnsi="Cambria Math"/>
-              <w:sz w:val="28"/>
-              <w:lang w:val="en-US"/>
-            </w:rPr>
-            <m:t>a</m:t>
-          </m:r>
-          <m:r>
-            <w:rPr>
-              <w:rFonts w:ascii="Cambria Math" w:hAnsi="Cambria Math"/>
-              <w:sz w:val="28"/>
-              <w:lang w:val="en-US"/>
-            </w:rPr>
-            <m:t>×</m:t>
-          </m:r>
-          <m:r>
-            <w:rPr>
-              <w:rFonts w:ascii="Cambria Math" w:hAnsi="Cambria Math"/>
-              <w:sz w:val="28"/>
-              <w:lang w:val="en-US"/>
-            </w:rPr>
-            <m:t>b</m:t>
-          </m:r>
-          <m:r>
-            <w:rPr>
-              <w:rFonts w:ascii="Cambria Math" w:hAnsi="Cambria Math"/>
-              <w:sz w:val="28"/>
-              <w:lang w:val="en-US"/>
-            </w:rPr>
-            <m:t>,</m:t>
+            <m:t>=a×b,</m:t>
           </m:r>
         </m:oMath>
       </m:oMathPara>
     </w:p>
     <w:p>
       <w:pPr>
-        <w:spacing w:line="360" w:lineRule="auto"/>
+        <w:spacing w:after="0" w:line="360" w:lineRule="auto"/>
         <w:ind w:firstLine="709"/>
         <w:rPr>
           <w:rFonts w:ascii="Times New Roman" w:hAnsi="Times New Roman"/>
@@ -14177,7 +14441,7 @@
     </w:p>
     <w:p>
       <w:pPr>
-        <w:spacing w:line="360" w:lineRule="auto"/>
+        <w:spacing w:after="0" w:line="360" w:lineRule="auto"/>
         <w:ind w:firstLine="709"/>
       </w:pPr>
       <m:oMath>
@@ -14233,130 +14497,7 @@
     </w:p>
     <w:p>
       <w:pPr>
-        <w:spacing w:line="360" w:lineRule="auto"/>
-        <w:ind w:firstLine="709"/>
-        <w:rPr>
-          <w:rFonts w:ascii="Times New Roman" w:hAnsi="Times New Roman"/>
-          <w:sz w:val="28"/>
-          <w:lang w:val="en-US"/>
-        </w:rPr>
-      </w:pPr>
-      <w:r>
-        <w:rPr>
-          <w:rFonts w:ascii="Times New Roman" w:hAnsi="Times New Roman"/>
-          <w:sz w:val="28"/>
-        </w:rPr>
-        <w:t>S</w:t>
-      </w:r>
-      <w:r>
-        <w:rPr>
-          <w:rFonts w:ascii="Times New Roman" w:hAnsi="Times New Roman"/>
-          <w:sz w:val="28"/>
-        </w:rPr>
-        <w:t xml:space="preserve"> = √(</w:t>
-      </w:r>
-      <w:r>
-        <w:rPr>
-          <w:rFonts w:ascii="Times New Roman" w:hAnsi="Times New Roman"/>
-          <w:sz w:val="28"/>
-        </w:rPr>
-        <w:t>p</w:t>
-      </w:r>
-      <w:r>
-        <w:rPr>
-          <w:rFonts w:ascii="Times New Roman" w:hAnsi="Times New Roman"/>
-          <w:sz w:val="28"/>
-        </w:rPr>
-        <w:t>(</w:t>
-      </w:r>
-      <w:r>
-        <w:rPr>
-          <w:rFonts w:ascii="Times New Roman" w:hAnsi="Times New Roman"/>
-          <w:sz w:val="28"/>
-        </w:rPr>
-        <w:t>p</w:t>
-      </w:r>
-      <w:r>
-        <w:rPr>
-          <w:rFonts w:ascii="Times New Roman" w:hAnsi="Times New Roman"/>
-          <w:sz w:val="28"/>
-        </w:rPr>
-        <w:t>−</w:t>
-      </w:r>
-      <w:r>
-        <w:rPr>
-          <w:rFonts w:ascii="Times New Roman" w:hAnsi="Times New Roman"/>
-          <w:sz w:val="28"/>
-        </w:rPr>
-        <w:t>a</w:t>
-      </w:r>
-      <w:r>
-        <w:rPr>
-          <w:rFonts w:ascii="Times New Roman" w:hAnsi="Times New Roman"/>
-          <w:sz w:val="28"/>
-        </w:rPr>
-        <w:t>)(</w:t>
-      </w:r>
-      <w:r>
-        <w:rPr>
-          <w:rFonts w:ascii="Times New Roman" w:hAnsi="Times New Roman"/>
-          <w:sz w:val="28"/>
-        </w:rPr>
-        <w:t>p</w:t>
-      </w:r>
-      <w:r>
-        <w:rPr>
-          <w:rFonts w:ascii="Times New Roman" w:hAnsi="Times New Roman"/>
-          <w:sz w:val="28"/>
-        </w:rPr>
-        <w:t>−</w:t>
-      </w:r>
-      <w:r>
-        <w:rPr>
-          <w:rFonts w:ascii="Times New Roman" w:hAnsi="Times New Roman"/>
-          <w:sz w:val="28"/>
-        </w:rPr>
-        <w:t>b</w:t>
-      </w:r>
-      <w:r>
-        <w:rPr>
-          <w:rFonts w:ascii="Times New Roman" w:hAnsi="Times New Roman"/>
-          <w:sz w:val="28"/>
-        </w:rPr>
-        <w:t>)(</w:t>
-      </w:r>
-      <w:r>
-        <w:rPr>
-          <w:rFonts w:ascii="Times New Roman" w:hAnsi="Times New Roman"/>
-          <w:sz w:val="28"/>
-        </w:rPr>
-        <w:t>p</w:t>
-      </w:r>
-      <w:r>
-        <w:rPr>
-          <w:rFonts w:ascii="Times New Roman" w:hAnsi="Times New Roman"/>
-          <w:sz w:val="28"/>
-        </w:rPr>
-        <w:t>−</w:t>
-      </w:r>
-      <w:r>
-        <w:rPr>
-          <w:rFonts w:ascii="Times New Roman" w:hAnsi="Times New Roman"/>
-          <w:sz w:val="28"/>
-        </w:rPr>
-        <w:t>c</w:t>
-      </w:r>
-      <w:r>
-        <w:rPr>
-          <w:rFonts w:ascii="Times New Roman" w:hAnsi="Times New Roman"/>
-          <w:sz w:val="28"/>
-        </w:rPr>
-        <w:t>)),</w:t>
-      </w:r>
-    </w:p>
-    <w:p>
-      <w:pPr>
-        <w:spacing w:line="360" w:lineRule="auto"/>
+        <w:spacing w:after="0" w:line="360" w:lineRule="auto"/>
         <w:ind w:firstLine="709"/>
         <w:rPr>
           <w:rFonts w:ascii="Times New Roman" w:hAnsi="Times New Roman"/>
@@ -14418,12 +14559,11 @@
     </w:p>
     <w:p>
       <w:pPr>
-        <w:spacing w:line="360" w:lineRule="auto"/>
+        <w:spacing w:after="0" w:line="360" w:lineRule="auto"/>
         <w:ind w:firstLine="709"/>
         <w:rPr>
           <w:rFonts w:ascii="Times New Roman" w:hAnsi="Times New Roman"/>
           <w:sz w:val="28"/>
-          <w:lang w:val="en-US"/>
         </w:rPr>
       </w:pPr>
       <w:r>
@@ -14459,8 +14599,12 @@
     </w:p>
     <w:p>
       <w:pPr>
-        <w:spacing w:line="360" w:lineRule="auto"/>
+        <w:spacing w:after="120" w:line="360" w:lineRule="auto"/>
         <w:ind w:firstLine="709"/>
+        <w:rPr>
+          <w:rFonts w:ascii="Times New Roman" w:hAnsi="Times New Roman"/>
+          <w:sz w:val="28"/>
+        </w:rPr>
       </w:pPr>
       <w:r>
         <w:rPr>
@@ -14530,6 +14674,257 @@
       <w:pPr>
         <w:spacing w:line="360" w:lineRule="auto"/>
         <w:ind w:firstLine="709"/>
+        <w:rPr>
+          <w:rFonts w:ascii="Times New Roman" w:hAnsi="Times New Roman"/>
+          <w:sz w:val="28"/>
+        </w:rPr>
+      </w:pPr>
+      <w:r>
+        <w:rPr>
+          <w:rFonts w:ascii="Times New Roman" w:hAnsi="Times New Roman"/>
+          <w:b/>
+          <w:sz w:val="28"/>
+        </w:rPr>
+        <w:t>F</w:t>
+      </w:r>
+      <w:r>
+        <w:rPr>
+          <w:rFonts w:ascii="Times New Roman" w:hAnsi="Times New Roman"/>
+          <w:b/>
+          <w:sz w:val="28"/>
+        </w:rPr>
+        <w:t>0</w:t>
+      </w:r>
+      <w:r>
+        <w:rPr>
+          <w:rFonts w:ascii="Times New Roman" w:hAnsi="Times New Roman"/>
+          <w:b/>
+          <w:sz w:val="28"/>
+        </w:rPr>
+        <w:t>1</w:t>
+      </w:r>
+      <w:r>
+        <w:rPr>
+          <w:rFonts w:ascii="Times New Roman" w:hAnsi="Times New Roman"/>
+          <w:b/>
+          <w:sz w:val="28"/>
+        </w:rPr>
+        <w:t>.0</w:t>
+      </w:r>
+      <w:r>
+        <w:rPr>
+          <w:rFonts w:ascii="Times New Roman" w:hAnsi="Times New Roman"/>
+          <w:b/>
+          <w:sz w:val="28"/>
+        </w:rPr>
+        <w:t>4</w:t>
+      </w:r>
+      <w:r>
+        <w:rPr>
+          <w:rFonts w:ascii="Times New Roman" w:hAnsi="Times New Roman"/>
+          <w:b/>
+          <w:sz w:val="28"/>
+        </w:rPr>
+        <w:t xml:space="preserve">. </w:t>
+      </w:r>
+      <w:r>
+        <w:rPr>
+          <w:rFonts w:ascii="Times New Roman" w:hAnsi="Times New Roman"/>
+          <w:sz w:val="28"/>
+        </w:rPr>
+        <w:t>Система должна выполнять валидацию входных параметров для всех типов геометрических фигур перед расчётом площади</w:t>
+      </w:r>
+      <w:r>
+        <w:rPr>
+          <w:rFonts w:ascii="Times New Roman" w:hAnsi="Times New Roman"/>
+          <w:sz w:val="28"/>
+        </w:rPr>
+        <w:t>:</w:t>
+      </w:r>
+    </w:p>
+    <w:p>
+      <w:pPr>
+        <w:spacing w:after="0" w:line="360" w:lineRule="auto"/>
+        <w:ind w:firstLine="709"/>
+        <w:rPr>
+          <w:rFonts w:ascii="Times New Roman" w:hAnsi="Times New Roman"/>
+          <w:sz w:val="28"/>
+          <w:szCs w:val="28"/>
+        </w:rPr>
+      </w:pPr>
+      <w:r>
+        <w:rPr>
+          <w:rFonts w:ascii="Times New Roman" w:hAnsi="Times New Roman"/>
+          <w:sz w:val="28"/>
+          <w:szCs w:val="28"/>
+        </w:rPr>
+        <w:t>Для круга:</w:t>
+      </w:r>
+    </w:p>
+    <w:p>
+      <w:pPr>
+        <w:spacing w:after="0" w:line="360" w:lineRule="auto"/>
+        <w:ind w:firstLine="709"/>
+        <w:rPr>
+          <w:rFonts w:ascii="Times New Roman" w:eastAsiaTheme="minorEastAsia" w:hAnsi="Times New Roman"/>
+          <w:sz w:val="28"/>
+          <w:szCs w:val="28"/>
+          <w:lang w:val="en-US"/>
+        </w:rPr>
+      </w:pPr>
+      <m:oMathPara>
+        <m:oMath>
+          <m:r>
+            <w:rPr>
+              <w:rFonts w:ascii="Cambria Math" w:hAnsi="Cambria Math"/>
+              <w:sz w:val="28"/>
+              <w:szCs w:val="28"/>
+            </w:rPr>
+            <m:t>r</m:t>
+          </m:r>
+          <m:r>
+            <w:rPr>
+              <w:rFonts w:ascii="Cambria Math" w:hAnsi="Cambria Math"/>
+              <w:sz w:val="28"/>
+              <w:szCs w:val="28"/>
+              <w:lang w:val="en-US"/>
+            </w:rPr>
+            <m:t>&gt;0;</m:t>
+          </m:r>
+        </m:oMath>
+      </m:oMathPara>
+    </w:p>
+    <w:p>
+      <w:pPr>
+        <w:spacing w:after="0" w:line="360" w:lineRule="auto"/>
+        <w:ind w:firstLine="709"/>
+        <w:rPr>
+          <w:rFonts w:ascii="Times New Roman" w:eastAsiaTheme="minorEastAsia" w:hAnsi="Times New Roman"/>
+          <w:sz w:val="28"/>
+          <w:szCs w:val="28"/>
+        </w:rPr>
+      </w:pPr>
+      <w:r>
+        <w:rPr>
+          <w:rFonts w:ascii="Times New Roman" w:eastAsiaTheme="minorEastAsia" w:hAnsi="Times New Roman"/>
+          <w:sz w:val="28"/>
+          <w:szCs w:val="28"/>
+        </w:rPr>
+        <w:t>Для прямоугольника:</w:t>
+      </w:r>
+    </w:p>
+    <w:p>
+      <w:pPr>
+        <w:spacing w:after="0" w:line="360" w:lineRule="auto"/>
+        <w:ind w:firstLine="709"/>
+        <w:rPr>
+          <w:rFonts w:ascii="Times New Roman" w:eastAsiaTheme="minorEastAsia" w:hAnsi="Times New Roman"/>
+          <w:sz w:val="28"/>
+          <w:szCs w:val="28"/>
+          <w:lang w:val="en-US"/>
+        </w:rPr>
+      </w:pPr>
+      <m:oMathPara>
+        <m:oMath>
+          <m:r>
+            <w:rPr>
+              <w:rFonts w:ascii="Cambria Math" w:eastAsiaTheme="minorEastAsia" w:hAnsi="Cambria Math"/>
+              <w:sz w:val="28"/>
+              <w:szCs w:val="28"/>
+            </w:rPr>
+            <m:t>a</m:t>
+          </m:r>
+          <m:r>
+            <w:rPr>
+              <w:rFonts w:ascii="Cambria Math" w:eastAsiaTheme="minorEastAsia" w:hAnsi="Cambria Math"/>
+              <w:sz w:val="28"/>
+              <w:szCs w:val="28"/>
+              <w:lang w:val="en-US"/>
+            </w:rPr>
+            <m:t>&gt;0, b&gt;0;</m:t>
+          </m:r>
+        </m:oMath>
+      </m:oMathPara>
+    </w:p>
+    <w:p>
+      <w:pPr>
+        <w:spacing w:after="0" w:line="360" w:lineRule="auto"/>
+        <w:ind w:firstLine="709"/>
+        <w:rPr>
+          <w:rFonts w:ascii="Times New Roman" w:eastAsiaTheme="minorEastAsia" w:hAnsi="Times New Roman"/>
+          <w:sz w:val="28"/>
+          <w:szCs w:val="28"/>
+        </w:rPr>
+      </w:pPr>
+      <w:r>
+        <w:rPr>
+          <w:rFonts w:ascii="Times New Roman" w:eastAsiaTheme="minorEastAsia" w:hAnsi="Times New Roman"/>
+          <w:sz w:val="28"/>
+          <w:szCs w:val="28"/>
+        </w:rPr>
+        <w:t>Для треугольника:</w:t>
+      </w:r>
+    </w:p>
+    <w:p>
+      <w:pPr>
+        <w:spacing w:after="0" w:line="360" w:lineRule="auto"/>
+        <w:ind w:firstLine="709"/>
+        <w:rPr>
+          <w:rFonts w:ascii="Times New Roman" w:eastAsiaTheme="minorEastAsia" w:hAnsi="Times New Roman"/>
+          <w:sz w:val="28"/>
+          <w:szCs w:val="28"/>
+        </w:rPr>
+      </w:pPr>
+      <m:oMathPara>
+        <m:oMathParaPr>
+          <m:jc m:val="center"/>
+        </m:oMathParaPr>
+        <m:oMath>
+          <m:r>
+            <w:rPr>
+              <w:rFonts w:ascii="Cambria Math" w:eastAsiaTheme="minorEastAsia" w:hAnsi="Cambria Math"/>
+              <w:sz w:val="28"/>
+              <w:szCs w:val="28"/>
+            </w:rPr>
+            <w:lastRenderedPageBreak/>
+            <m:t>a</m:t>
+          </m:r>
+          <m:r>
+            <w:rPr>
+              <w:rFonts w:ascii="Cambria Math" w:eastAsiaTheme="minorEastAsia" w:hAnsi="Cambria Math"/>
+              <w:sz w:val="28"/>
+              <w:szCs w:val="28"/>
+              <w:lang w:val="en-US"/>
+            </w:rPr>
+            <m:t>&gt;0, b&gt;0, c&gt;0;</m:t>
+          </m:r>
+          <m:r>
+            <w:rPr>
+              <w:rFonts w:ascii="Cambria Math" w:eastAsiaTheme="minorEastAsia" w:hAnsi="Cambria Math"/>
+              <w:sz w:val="28"/>
+              <w:szCs w:val="28"/>
+              <w:lang w:val="en-US"/>
+            </w:rPr>
+            <w:br/>
+          </m:r>
+        </m:oMath>
+        <m:oMath>
+          <m:r>
+            <w:rPr>
+              <w:rFonts w:ascii="Cambria Math" w:eastAsiaTheme="minorEastAsia" w:hAnsi="Cambria Math"/>
+              <w:sz w:val="28"/>
+              <w:szCs w:val="28"/>
+              <w:lang w:val="en-US"/>
+            </w:rPr>
+            <m:t xml:space="preserve"> a+b&gt;c, a+c&gt;b, b+c&gt;a.</m:t>
+          </m:r>
+        </m:oMath>
+      </m:oMathPara>
+    </w:p>
+    <w:p>
+      <w:pPr>
+        <w:spacing w:line="360" w:lineRule="auto"/>
+        <w:ind w:firstLine="709"/>
       </w:pPr>
       <w:r>
         <w:rPr>
@@ -14589,23 +14984,15 @@
         <w:pStyle w:val="1"/>
         <w:spacing w:line="360" w:lineRule="auto"/>
         <w:ind w:firstLine="709"/>
-      </w:pPr>
-      <w:proofErr w:type="spellStart"/>
-      <w:r>
-        <w:lastRenderedPageBreak/>
-        <w:t>тип</w:t>
-      </w:r>
-      <w:proofErr w:type="spellEnd"/>
-      <w:r>
-        <w:t xml:space="preserve"> </w:t>
-      </w:r>
-      <w:proofErr w:type="spellStart"/>
-      <w:r>
-        <w:t>фигуры</w:t>
-      </w:r>
-      <w:proofErr w:type="spellEnd"/>
-      <w:r>
-        <w:t>;</w:t>
+        <w:rPr>
+          <w:lang w:val="ru-RU"/>
+        </w:rPr>
+      </w:pPr>
+      <w:r>
+        <w:rPr>
+          <w:lang w:val="ru-RU"/>
+        </w:rPr>
+        <w:t>тип фигуры;</w:t>
       </w:r>
     </w:p>
     <w:p>
@@ -14629,22 +15016,15 @@
         <w:pStyle w:val="1"/>
         <w:spacing w:line="360" w:lineRule="auto"/>
         <w:ind w:firstLine="709"/>
-      </w:pPr>
-      <w:proofErr w:type="spellStart"/>
-      <w:r>
-        <w:t>площадь</w:t>
-      </w:r>
-      <w:proofErr w:type="spellEnd"/>
-      <w:r>
-        <w:t xml:space="preserve"> </w:t>
-      </w:r>
-      <w:proofErr w:type="spellStart"/>
-      <w:r>
-        <w:t>фигуры</w:t>
-      </w:r>
-      <w:proofErr w:type="spellEnd"/>
-      <w:r>
-        <w:t>.</w:t>
+        <w:rPr>
+          <w:lang w:val="ru-RU"/>
+        </w:rPr>
+      </w:pPr>
+      <w:r>
+        <w:rPr>
+          <w:lang w:val="ru-RU"/>
+        </w:rPr>
+        <w:t>площадь фигуры.</w:t>
       </w:r>
     </w:p>
     <w:p>
@@ -15035,6 +15415,7 @@
           <w:b/>
           <w:sz w:val="28"/>
         </w:rPr>
+        <w:lastRenderedPageBreak/>
         <w:t>C</w:t>
       </w:r>
       <w:r>
@@ -15130,7 +15511,6 @@
           <w:b/>
           <w:sz w:val="28"/>
         </w:rPr>
-        <w:lastRenderedPageBreak/>
         <w:t>C</w:t>
       </w:r>
       <w:r>
@@ -17404,9 +17784,7 @@
     <w:unhideWhenUsed/>
     <w:rsid w:val="00AE3133"/>
     <w:pPr>
-      <w:numPr>
-        <w:numId w:val="9"/>
-      </w:numPr>
+      <w:ind w:left="720" w:hanging="360"/>
       <w:contextualSpacing/>
     </w:pPr>
   </w:style>
